--- a/src/documentos/Jose-Hernan-Varela-Backend-Developer-EN.docx
+++ b/src/documentos/Jose-Hernan-Varela-Backend-Developer-EN.docx
@@ -625,7 +625,17 @@
       </w:pPr>
       <w:r>
         <w:rPr/>
-        <w:t xml:space="preserve">18 certifications and over 215 hours of continuous learning between 2024 and 2026, all from Platzi. Most relevant to a backend role:</w:t>
+        <w:t xml:space="preserve">21 certifications and over 229 hours of continuous learning between 2023 and 2026, all from Platzi. Most relevant to a backend role:</w:t>
+      </w:r>
+    </w:p>
+    <w:p>
+      <w:pPr>
+        <w:spacing w:before="0" w:after="40"/>
+        <w:ind w:left="284"/>
+      </w:pPr>
+      <w:r>
+        <w:rPr/>
+        <w:t xml:space="preserve">- Python Fundamentals - Platzi - 10/2025</w:t>
       </w:r>
     </w:p>
     <w:p>
@@ -645,6 +655,16 @@
       </w:pPr>
       <w:r>
         <w:rPr/>
+        <w:t xml:space="preserve">- Django - Platzi - 09/2024</w:t>
+      </w:r>
+    </w:p>
+    <w:p>
+      <w:pPr>
+        <w:spacing w:before="0" w:after="40"/>
+        <w:ind w:left="284"/>
+      </w:pPr>
+      <w:r>
+        <w:rPr/>
         <w:t xml:space="preserve">- PostgreSQL - Platzi - 05/2025</w:t>
       </w:r>
     </w:p>
@@ -675,7 +695,7 @@
       </w:pPr>
       <w:r>
         <w:rPr/>
-        <w:t xml:space="preserve">- Django - Platzi - 09/2024</w:t>
+        <w:t xml:space="preserve">- Preventive Cybersecurity - Platzi - 03/2026</w:t>
       </w:r>
     </w:p>
     <w:p>
@@ -695,17 +715,7 @@
       </w:pPr>
       <w:r>
         <w:rPr/>
-        <w:t xml:space="preserve">- REST API with Laravel - Platzi - 10/2024</w:t>
-      </w:r>
-    </w:p>
-    <w:p>
-      <w:pPr>
-        <w:spacing w:before="0" w:after="40"/>
-        <w:ind w:left="284"/>
-      </w:pPr>
-      <w:r>
-        <w:rPr/>
-        <w:t xml:space="preserve">- Preventive Cybersecurity - Platzi - 03/2026</w:t>
+        <w:t xml:space="preserve">- Claude Code - Platzi - 01/2026</w:t>
       </w:r>
     </w:p>
     <w:p>

--- a/src/documentos/Jose-Hernan-Varela-Backend-Developer-EN.docx
+++ b/src/documentos/Jose-Hernan-Varela-Backend-Developer-EN.docx
@@ -64,7 +64,7 @@
       </w:pPr>
       <w:r>
         <w:rPr/>
-        <w:t xml:space="preserve">Senior Backend Developer with 14 years in IT, 7 of them building APIs with Python. I work across both the backend and the infrastructure it runs on: Linux servers, containers, reverse proxy and databases. Available for remote work with teams in Latin America, the United States and Europe.</w:t>
+        <w:t xml:space="preserve">Senior Backend Developer with 14 years in IT, 5 of them building APIs with Python. I work across both the backend and the infrastructure it runs on: Linux servers, containers, reverse proxy and databases. Available for remote work with teams in Latin America, the United States and Europe.</w:t>
       </w:r>
     </w:p>
     <w:p>

--- a/src/documentos/Jose-Hernan-Varela-Backend-Developer-EN.docx
+++ b/src/documentos/Jose-Hernan-Varela-Backend-Developer-EN.docx
@@ -42,7 +42,7 @@
       </w:pPr>
       <w:r>
         <w:rPr/>
-        <w:t xml:space="preserve">https://devapis.cloud/cv/en/ | https://github.com/jhernan33 | https://www.linkedin.com/in/jhernan-13465028</w:t>
+        <w:t xml:space="preserve">https://devapis.cloud/cv/en/ | https://github.com/jhernan33 | https://www.linkedin.com/in/jhernanvarela</w:t>
       </w:r>
     </w:p>
     <w:p>

--- a/src/documentos/Jose-Hernan-Varela-Backend-Developer-EN.docx
+++ b/src/documentos/Jose-Hernan-Varela-Backend-Developer-EN.docx
@@ -64,7 +64,7 @@
       </w:pPr>
       <w:r>
         <w:rPr/>
-        <w:t xml:space="preserve">Senior Backend Developer with 14 years in IT, 5 of them building APIs with Python. I work across both the backend and the infrastructure it runs on: Linux servers, containers, reverse proxy and databases. Available for remote work with teams in Latin America, the United States and Europe.</w:t>
+        <w:t xml:space="preserve">Senior Backend Developer with 15 years in IT, 5 of them building APIs with Python. I work across both the backend and the infrastructure it runs on: Linux servers, containers, reverse proxy and databases. Available for remote work with teams in Latin America, the United States and Europe.</w:t>
       </w:r>
     </w:p>
     <w:p>

--- a/src/documentos/Jose-Hernan-Varela-Backend-Developer-EN.docx
+++ b/src/documentos/Jose-Hernan-Varela-Backend-Developer-EN.docx
@@ -146,7 +146,7 @@
       </w:pPr>
       <w:r>
         <w:rPr/>
-        <w:t xml:space="preserve">Tecnologías: Python, Django, PostgreSQL, Docker, Linux, Traefik, Nginx</w:t>
+        <w:t xml:space="preserve">Technologies: Python, Django, PostgreSQL, Docker, Linux, Traefik, Nginx</w:t>
       </w:r>
     </w:p>
     <w:p>
@@ -205,7 +205,7 @@
       </w:pPr>
       <w:r>
         <w:rPr/>
-        <w:t xml:space="preserve">Tecnologías: Django, Django REST Framework, PostgreSQL, Docker, Vue.js</w:t>
+        <w:t xml:space="preserve">Technologies: Django, Django REST Framework, PostgreSQL, Docker, Vue.js</w:t>
       </w:r>
     </w:p>
     <w:p>
@@ -274,7 +274,7 @@
       </w:pPr>
       <w:r>
         <w:rPr/>
-        <w:t xml:space="preserve">Tecnologías: PHP, Laravel, Lumen, microservices, WebSockets, PostgreSQL, MySQL</w:t>
+        <w:t xml:space="preserve">Technologies: PHP, Laravel, Lumen, microservices, WebSockets, PostgreSQL, MySQL</w:t>
       </w:r>
     </w:p>
     <w:p>
@@ -343,7 +343,7 @@
       </w:pPr>
       <w:r>
         <w:rPr/>
-        <w:t xml:space="preserve">Tecnologías: Python, Django, PostgreSQL, PostGIS</w:t>
+        <w:t xml:space="preserve">Technologies: Python, Django, PostgreSQL, PostGIS</w:t>
       </w:r>
     </w:p>
     <w:p>
@@ -482,7 +482,7 @@
       </w:pPr>
       <w:r>
         <w:rPr/>
-        <w:t xml:space="preserve">Tecnologías: FastAPI, PostgreSQL, Docker, Traefik, Nginx</w:t>
+        <w:t xml:space="preserve">Technologies: FastAPI, PostgreSQL, Docker, Traefik, Nginx</w:t>
       </w:r>
     </w:p>
     <w:p>
@@ -532,7 +532,7 @@
       </w:pPr>
       <w:r>
         <w:rPr/>
-        <w:t xml:space="preserve">Tecnologías: Django, PostgreSQL, PostGIS, Docker</w:t>
+        <w:t xml:space="preserve">Technologies: Django, PostgreSQL, PostGIS, Docker</w:t>
       </w:r>
     </w:p>
     <w:p>
@@ -572,7 +572,7 @@
       </w:pPr>
       <w:r>
         <w:rPr/>
-        <w:t xml:space="preserve">Tecnologías: Laravel, Lumen, PostgreSQL</w:t>
+        <w:t xml:space="preserve">Technologies: Laravel, Lumen, PostgreSQL</w:t>
       </w:r>
     </w:p>
     <w:p>

--- a/src/documentos/Jose-Hernan-Varela-Backend-Developer-EN.docx
+++ b/src/documentos/Jose-Hernan-Varela-Backend-Developer-EN.docx
@@ -97,7 +97,7 @@
       </w:pPr>
       <w:r>
         <w:rPr/>
-        <w:t xml:space="preserve">05/2011 - Present | Full-time</w:t>
+        <w:t xml:space="preserve">May 2011 – Present | Full-time</w:t>
       </w:r>
     </w:p>
     <w:p>
@@ -151,6 +151,26 @@
     </w:p>
     <w:p>
       <w:pPr>
+        <w:spacing w:before="180" w:after="40"/>
+      </w:pPr>
+      <w:r>
+        <w:rPr>
+          <w:b/>
+        </w:rPr>
+        <w:t xml:space="preserve">Concurrent / Freelance Engagements</w:t>
+      </w:r>
+    </w:p>
+    <w:p>
+      <w:pPr>
+        <w:spacing w:before="0" w:after="40"/>
+      </w:pPr>
+      <w:r>
+        <w:rPr/>
+        <w:t xml:space="preserve">The three engagements below ran concurrently with the IT Manager role, not as consecutive positions.</w:t>
+      </w:r>
+    </w:p>
+    <w:p>
+      <w:pPr>
         <w:spacing w:before="120" w:after="40"/>
       </w:pPr>
       <w:r>
@@ -166,7 +186,7 @@
       </w:pPr>
       <w:r>
         <w:rPr/>
-        <w:t xml:space="preserve">06/2022 - 12/2023 | Freelance, alongside PCVARELAVENEZUELA</w:t>
+        <w:t xml:space="preserve">Jun 2022 – Dec 2023 | Freelance, alongside PCVARELAVENEZUELA</w:t>
       </w:r>
     </w:p>
     <w:p>
@@ -225,7 +245,7 @@
       </w:pPr>
       <w:r>
         <w:rPr/>
-        <w:t xml:space="preserve">12/2019 - 12/2022 | Consulting, alongside PCVARELAVENEZUELA</w:t>
+        <w:t xml:space="preserve">Dec 2019 – Dec 2022 | Consulting, alongside PCVARELAVENEZUELA</w:t>
       </w:r>
     </w:p>
     <w:p>
@@ -294,7 +314,7 @@
       </w:pPr>
       <w:r>
         <w:rPr/>
-        <w:t xml:space="preserve">02/2020 - 05/2022 | Contract, alongside PCVARELAVENEZUELA</w:t>
+        <w:t xml:space="preserve">Feb 2020 – May 2022 | Contract, alongside PCVARELAVENEZUELA</w:t>
       </w:r>
     </w:p>
     <w:p>
@@ -625,7 +645,7 @@
       </w:pPr>
       <w:r>
         <w:rPr/>
-        <w:t xml:space="preserve">21 certifications and over 229 hours of continuous learning between 2023 and 2026, all from Platzi. Most relevant to a backend role:</w:t>
+        <w:t xml:space="preserve">21 certifications and over 229 hours of continuous learning between 2023 and 2026, all from Platzi (leading tech education platform in Latin America, over 1 million students). Most relevant to a backend role:</w:t>
       </w:r>
     </w:p>
     <w:p>

--- a/src/documentos/Jose-Hernan-Varela-Backend-Developer-EN.docx
+++ b/src/documentos/Jose-Hernan-Varela-Backend-Developer-EN.docx
@@ -107,7 +107,7 @@
       </w:pPr>
       <w:r>
         <w:rPr/>
-        <w:t xml:space="preserve">- I lead the IT department and the full technology infrastructure.</w:t>
+        <w:t xml:space="preserve">- Sole owner of the IT department and the full technology infrastructure: development, servers, databases and deployment.</w:t>
       </w:r>
     </w:p>
     <w:p>
@@ -216,7 +216,7 @@
       </w:pPr>
       <w:r>
         <w:rPr/>
-        <w:t xml:space="preserve">- PostgreSQL query optimisation on the most heavily used endpoints.</w:t>
+        <w:t xml:space="preserve">- Eliminated N+1 queries on the most heavily used endpoints: the heaviest one went from over 9,000 queries and 62 s to a single query and 0.29 s.</w:t>
       </w:r>
     </w:p>
     <w:p>
@@ -255,7 +255,7 @@
       </w:pPr>
       <w:r>
         <w:rPr/>
-        <w:t xml:space="preserve">- Microservice architecture in PHP with Laravel and Lumen.</w:t>
+        <w:t xml:space="preserve">- Architecture of 3 microservices in PHP with Laravel and Lumen.</w:t>
       </w:r>
     </w:p>
     <w:p>
@@ -324,7 +324,17 @@
       </w:pPr>
       <w:r>
         <w:rPr/>
-        <w:t xml:space="preserve">- Municipal platform for citizen administrative procedures.</w:t>
+        <w:t xml:space="preserve">- Overhaul and optimisation of the civil registry records system.</w:t>
+      </w:r>
+    </w:p>
+    <w:p>
+      <w:pPr>
+        <w:spacing w:before="0" w:after="40"/>
+        <w:ind w:left="284"/>
+      </w:pPr>
+      <w:r>
+        <w:rPr/>
+        <w:t xml:space="preserve">- Municipal public website.</w:t>
       </w:r>
     </w:p>
     <w:p>
@@ -474,6 +484,26 @@
       <w:r>
         <w:rPr/>
         <w:t xml:space="preserve">- Dependency-free static site served by Nginx, with a self-hosted analytics service in FastAPI and PostgreSQL, behind Traefik and running on Docker Compose.</w:t>
+      </w:r>
+    </w:p>
+    <w:p>
+      <w:pPr>
+        <w:spacing w:before="0" w:after="40"/>
+        <w:ind w:left="284"/>
+      </w:pPr>
+      <w:r>
+        <w:rPr/>
+        <w:t xml:space="preserve">- Self-managed infrastructure in production, running without interruption since 2024.</w:t>
+      </w:r>
+    </w:p>
+    <w:p>
+      <w:pPr>
+        <w:spacing w:before="0" w:after="40"/>
+        <w:ind w:left="284"/>
+      </w:pPr>
+      <w:r>
+        <w:rPr/>
+        <w:t xml:space="preserve">- Automated deployment in 18 s — image build, container recreation, health wait and external verification — with automatic rollback when the check fails.</w:t>
       </w:r>
     </w:p>
     <w:p>

--- a/src/documentos/Jose-Hernan-Varela-Backend-Developer-EN.docx
+++ b/src/documentos/Jose-Hernan-Varela-Backend-Developer-EN.docx
@@ -166,7 +166,66 @@
       </w:pPr>
       <w:r>
         <w:rPr/>
-        <w:t xml:space="preserve">The three engagements below ran concurrently with the IT Manager role, not as consecutive positions.</w:t>
+        <w:t xml:space="preserve">The four engagements below ran concurrently with the IT Manager role, not as consecutive positions.</w:t>
+      </w:r>
+    </w:p>
+    <w:p>
+      <w:pPr>
+        <w:spacing w:before="120" w:after="40"/>
+      </w:pPr>
+      <w:r>
+        <w:rPr>
+          <w:b/>
+        </w:rPr>
+        <w:t xml:space="preserve">Backend Developer - Gsamples-Global (Chile)</w:t>
+      </w:r>
+    </w:p>
+    <w:p>
+      <w:pPr>
+        <w:spacing w:before="0" w:after="40"/>
+      </w:pPr>
+      <w:r>
+        <w:rPr/>
+        <w:t xml:space="preserve">Aug 2023 – Jul 2024 | Freelance, alongside PCVARELAVENEZUELA</w:t>
+      </w:r>
+    </w:p>
+    <w:p>
+      <w:pPr>
+        <w:spacing w:before="0" w:after="40"/>
+        <w:ind w:left="284"/>
+      </w:pPr>
+      <w:r>
+        <w:rPr/>
+        <w:t xml:space="preserve">- Prototype of the REST API for a mining geological sample traceability system.</w:t>
+      </w:r>
+    </w:p>
+    <w:p>
+      <w:pPr>
+        <w:spacing w:before="0" w:after="40"/>
+        <w:ind w:left="284"/>
+      </w:pPr>
+      <w:r>
+        <w:rPr/>
+        <w:t xml:space="preserve">- Modelled the life cycle of a drill core sample, from the field to storage and laboratory analysis.</w:t>
+      </w:r>
+    </w:p>
+    <w:p>
+      <w:pPr>
+        <w:spacing w:before="0" w:after="40"/>
+        <w:ind w:left="284"/>
+      </w:pPr>
+      <w:r>
+        <w:rPr/>
+        <w:t xml:space="preserve">- Deployment on a Contabo VPS with Docker and Traefik.</w:t>
+      </w:r>
+    </w:p>
+    <w:p>
+      <w:pPr>
+        <w:spacing w:before="0" w:after="40"/>
+      </w:pPr>
+      <w:r>
+        <w:rPr/>
+        <w:t xml:space="preserve">Technologies: PHP, Laravel, MySQL, Docker, Traefik</w:t>
       </w:r>
     </w:p>
     <w:p>

--- a/src/documentos/Jose-Hernan-Varela-Backend-Developer-EN.docx
+++ b/src/documentos/Jose-Hernan-Varela-Backend-Developer-EN.docx
@@ -166,7 +166,96 @@
       </w:pPr>
       <w:r>
         <w:rPr/>
-        <w:t xml:space="preserve">The four engagements below ran concurrently with the IT Manager role, not as consecutive positions.</w:t>
+        <w:t xml:space="preserve">The five engagements below ran concurrently with the IT Manager role, not as consecutive positions.</w:t>
+      </w:r>
+    </w:p>
+    <w:p>
+      <w:pPr>
+        <w:spacing w:before="120" w:after="40"/>
+      </w:pPr>
+      <w:r>
+        <w:rPr>
+          <w:b/>
+        </w:rPr>
+        <w:t xml:space="preserve">Backend Developer - Real estate MLS platform (own product in production)</w:t>
+      </w:r>
+    </w:p>
+    <w:p>
+      <w:pPr>
+        <w:spacing w:before="0" w:after="40"/>
+      </w:pPr>
+      <w:r>
+        <w:rPr/>
+        <w:t xml:space="preserve">Aug 2025 – Present | Own product, alongside PCVARELAVENEZUELA</w:t>
+      </w:r>
+    </w:p>
+    <w:p>
+      <w:pPr>
+        <w:spacing w:before="0" w:after="40"/>
+        <w:ind w:left="284"/>
+      </w:pPr>
+      <w:r>
+        <w:rPr/>
+        <w:t xml:space="preserve">- Multi-tenant REST API on Node.js 22, Express 5 and PostgreSQL with Prisma: 353 endpoints across 57 routers, 53 models and 75 incremental migrations, deployed behind Traefik in a distroless, shell-less, non-root Docker image.</w:t>
+      </w:r>
+    </w:p>
+    <w:p>
+      <w:pPr>
+        <w:spacing w:before="0" w:after="40"/>
+        <w:ind w:left="284"/>
+      </w:pPr>
+      <w:r>
+        <w:rPr/>
+        <w:t xml:space="preserve">- Multi-tenant authorisation with database-backed RBAC and company- and agent-level scope derived from the JWT; cross-tenant leaks were closed as a class (whitelisted projections, output DTOs and generic 404s) and are pinned by 18 security tests.</w:t>
+      </w:r>
+    </w:p>
+    <w:p>
+      <w:pPr>
+        <w:spacing w:before="0" w:after="40"/>
+        <w:ind w:left="284"/>
+      </w:pPr>
+      <w:r>
+        <w:rPr/>
+        <w:t xml:space="preserve">- Two payment gateways in parallel (Stripe and PayU) with raw-body webhooks, recurring subscriptions and header-based idempotency on mutating operations.</w:t>
+      </w:r>
+    </w:p>
+    <w:p>
+      <w:pPr>
+        <w:spacing w:before="0" w:after="40"/>
+        <w:ind w:left="284"/>
+      </w:pPr>
+      <w:r>
+        <w:rPr/>
+        <w:t xml:space="preserve">- Redis cache with ETag/304, TTL by data type and targeted invalidation on every write; three-layer rate limiting (Traefik per IP, a global ceiling and per-route limiters backed by Redis).</w:t>
+      </w:r>
+    </w:p>
+    <w:p>
+      <w:pPr>
+        <w:spacing w:before="0" w:after="40"/>
+        <w:ind w:left="284"/>
+      </w:pPr>
+      <w:r>
+        <w:rPr/>
+        <w:t xml:space="preserve">- Full identity lifecycle: JWT with blacklist, global session revocation on password change, OTP-based 2FA and Google Sign-In with ID token verification against JWKS.</w:t>
+      </w:r>
+    </w:p>
+    <w:p>
+      <w:pPr>
+        <w:spacing w:before="0" w:after="40"/>
+        <w:ind w:left="284"/>
+      </w:pPr>
+      <w:r>
+        <w:rPr/>
+        <w:t xml:space="preserve">- Suite of 2,154 tests (Jest and Supertest, 163 suites), including guardrail tests that fail if an eliminated architectural pattern reappears.</w:t>
+      </w:r>
+    </w:p>
+    <w:p>
+      <w:pPr>
+        <w:spacing w:before="0" w:after="40"/>
+      </w:pPr>
+      <w:r>
+        <w:rPr/>
+        <w:t xml:space="preserve">Technologies: Node.js, Express 5, PostgreSQL, Prisma, Redis, Socket.IO, Docker, Traefik, Stripe, PayU, Jest</w:t>
       </w:r>
     </w:p>
     <w:p>
@@ -454,16 +543,16 @@
       </w:pPr>
       <w:r>
         <w:rPr/>
-        <w:t xml:space="preserve">Languages: Python, JavaScript (ES6+), PHP, SQL / PL-pgSQL</w:t>
-      </w:r>
-    </w:p>
-    <w:p>
-      <w:pPr>
-        <w:spacing w:before="0" w:after="40"/>
-      </w:pPr>
-      <w:r>
-        <w:rPr/>
-        <w:t xml:space="preserve">Backend frameworks: Django, Django REST Framework, FastAPI, Laravel, Lumen, Express.js</w:t>
+        <w:t xml:space="preserve">Languages: Python, JavaScript (Node.js, ES6+), PHP, SQL / PL-pgSQL</w:t>
+      </w:r>
+    </w:p>
+    <w:p>
+      <w:pPr>
+        <w:spacing w:before="0" w:after="40"/>
+      </w:pPr>
+      <w:r>
+        <w:rPr/>
+        <w:t xml:space="preserve">Backend frameworks: Django, Django REST Framework, FastAPI, Express 5, Prisma, Laravel, Lumen</w:t>
       </w:r>
     </w:p>
     <w:p>

--- a/src/documentos/Jose-Hernan-Varela-Backend-Developer-EN.docx
+++ b/src/documentos/Jose-Hernan-Varela-Backend-Developer-EN.docx
@@ -24,7 +24,7 @@
           <w:sz w:val="24"/>
           <w:szCs w:val="24"/>
         </w:rPr>
-        <w:t xml:space="preserve">Senior Backend Developer</w:t>
+        <w:t xml:space="preserve">Senior Backend / Full-Stack Developer</w:t>
       </w:r>
     </w:p>
     <w:p>
@@ -64,7 +64,7 @@
       </w:pPr>
       <w:r>
         <w:rPr/>
-        <w:t xml:space="preserve">Senior Backend Developer with 15 years in IT, 5 of them building APIs with Python. I work across both the backend and the infrastructure it runs on: Linux servers, containers, reverse proxy and databases. Available for remote work with teams in Latin America, the United States and Europe.</w:t>
+        <w:t xml:space="preserve">Senior Backend / Full-Stack Developer with 15 years in IT, 5 of them building APIs with Python and Node.js. I work across both the backend and the infrastructure it runs on: Linux servers, containers, reverse proxy and databases; on my own product, the React frontend as well. Available for remote work with teams in Latin America, the United States and Europe.</w:t>
       </w:r>
     </w:p>
     <w:p>
@@ -166,7 +166,7 @@
       </w:pPr>
       <w:r>
         <w:rPr/>
-        <w:t xml:space="preserve">The five engagements below ran concurrently with the IT Manager role, not as consecutive positions.</w:t>
+        <w:t xml:space="preserve">Concurrent with the IT Manager role, not consecutive positions.</w:t>
       </w:r>
     </w:p>
     <w:p>
@@ -177,7 +177,96 @@
         <w:rPr>
           <w:b/>
         </w:rPr>
-        <w:t xml:space="preserve">Backend Developer - Real estate MLS platform (own product in production)</w:t>
+        <w:t xml:space="preserve">Frontend Developer - InmobiClub Business, real estate MLS (own product in production)</w:t>
+      </w:r>
+    </w:p>
+    <w:p>
+      <w:pPr>
+        <w:spacing w:before="0" w:after="40"/>
+      </w:pPr>
+      <w:r>
+        <w:rPr/>
+        <w:t xml:space="preserve">Mar 2026 – Present | Own product, alongside PCVARELAVENEZUELA</w:t>
+      </w:r>
+    </w:p>
+    <w:p>
+      <w:pPr>
+        <w:spacing w:before="0" w:after="40"/>
+        <w:ind w:left="284"/>
+      </w:pPr>
+      <w:r>
+        <w:rPr/>
+        <w:t xml:space="preserve">- SPA in React 19, strict TypeScript and Vite: 54,000 lines across 466 modules, 40 routes, 35 of them lazy-loaded with separate vendor chunks, and five self-contained domain modules.</w:t>
+      </w:r>
+    </w:p>
+    <w:p>
+      <w:pPr>
+        <w:spacing w:before="0" w:after="40"/>
+        <w:ind w:left="284"/>
+      </w:pPr>
+      <w:r>
+        <w:rPr/>
+        <w:t xml:space="preserve">- Session without tokens in localStorage: httpOnly cookies, single-flight refresh to avoid revocation by race, and proactive renewal on regaining focus.</w:t>
+      </w:r>
+    </w:p>
+    <w:p>
+      <w:pPr>
+        <w:spacing w:before="0" w:after="40"/>
+        <w:ind w:left="284"/>
+      </w:pPr>
+      <w:r>
+        <w:rPr/>
+        <w:t xml:space="preserve">- Multi-tenant isolation: (role, company) profiles with the JWT re-issued by the backend on switch, server cache fully purged on the change and query keys namespaced by company.</w:t>
+      </w:r>
+    </w:p>
+    <w:p>
+      <w:pPr>
+        <w:spacing w:before="0" w:after="40"/>
+        <w:ind w:left="284"/>
+      </w:pPr>
+      <w:r>
+        <w:rPr/>
+        <w:t xml:space="preserve">- Payments with PayU (card, PSE, wallets and cash, with anti-fraud fingerprinting) and Stripe Checkout, with receipts generated as PDF on the client; real time over Socket.io with selective cache invalidation.</w:t>
+      </w:r>
+    </w:p>
+    <w:p>
+      <w:pPr>
+        <w:spacing w:before="0" w:after="40"/>
+        <w:ind w:left="284"/>
+      </w:pPr>
+      <w:r>
+        <w:rPr/>
+        <w:t xml:space="preserve">- Public layer embeddable in client sites: per-route framing policy in Nginx with a fail-closed default; images compressed on the client, stripping EXIF/GPS metadata.</w:t>
+      </w:r>
+    </w:p>
+    <w:p>
+      <w:pPr>
+        <w:spacing w:before="0" w:after="40"/>
+        <w:ind w:left="284"/>
+      </w:pPr>
+      <w:r>
+        <w:rPr/>
+        <w:t xml:space="preserve">- End-to-end delivery: multi-stage Docker with digest-pinned bases, non-root Nginx with per-route CSP, and GitLab CI that blocks the deploy on type errors or a failure in the 86 test files (Vitest).</w:t>
+      </w:r>
+    </w:p>
+    <w:p>
+      <w:pPr>
+        <w:spacing w:before="0" w:after="40"/>
+      </w:pPr>
+      <w:r>
+        <w:rPr/>
+        <w:t xml:space="preserve">Technologies: React 19, TypeScript, Vite, TanStack Query, React Router, Tailwind CSS, Zod, Axios, Socket.io, Leaflet, Vitest, Docker, Nginx, Traefik, GitLab CI</w:t>
+      </w:r>
+    </w:p>
+    <w:p>
+      <w:pPr>
+        <w:spacing w:before="120" w:after="40"/>
+      </w:pPr>
+      <w:r>
+        <w:rPr>
+          <w:b/>
+        </w:rPr>
+        <w:t xml:space="preserve">Backend Developer - InmobiClub Business, real estate MLS (own product in production)</w:t>
       </w:r>
     </w:p>
     <w:p>
@@ -206,7 +295,7 @@
       </w:pPr>
       <w:r>
         <w:rPr/>
-        <w:t xml:space="preserve">- Multi-tenant authorisation with database-backed RBAC and company- and agent-level scope derived from the JWT; cross-tenant leaks were closed as a class (whitelisted projections, output DTOs and generic 404s) and are pinned by 18 security tests.</w:t>
+        <w:t xml:space="preserve">- Multi-tenant authorisation with database-backed RBAC and company- and agent-level scope derived from the JWT; cross-tenant leaks were closed as a class and are pinned by 18 security tests.</w:t>
       </w:r>
     </w:p>
     <w:p>
@@ -226,17 +315,17 @@
       </w:pPr>
       <w:r>
         <w:rPr/>
-        <w:t xml:space="preserve">- Redis cache with ETag/304, TTL by data type and targeted invalidation on every write; three-layer rate limiting (Traefik per IP, a global ceiling and per-route limiters backed by Redis).</w:t>
-      </w:r>
-    </w:p>
-    <w:p>
-      <w:pPr>
-        <w:spacing w:before="0" w:after="40"/>
-        <w:ind w:left="284"/>
-      </w:pPr>
-      <w:r>
-        <w:rPr/>
-        <w:t xml:space="preserve">- Full identity lifecycle: JWT with blacklist, global session revocation on password change, OTP-based 2FA and Google Sign-In with ID token verification against JWKS.</w:t>
+        <w:t xml:space="preserve">- Redis cache with ETag/304, TTL by data type and targeted invalidation on every write; three-layer rate limiting.</w:t>
+      </w:r>
+    </w:p>
+    <w:p>
+      <w:pPr>
+        <w:spacing w:before="0" w:after="40"/>
+        <w:ind w:left="284"/>
+      </w:pPr>
+      <w:r>
+        <w:rPr/>
+        <w:t xml:space="preserve">- Full identity lifecycle: JWT with blacklist, global session revocation on password change, OTP-based 2FA and Google Sign-In verified against JWKS.</w:t>
       </w:r>
     </w:p>
     <w:p>
@@ -295,7 +384,7 @@
       </w:pPr>
       <w:r>
         <w:rPr/>
-        <w:t xml:space="preserve">- Modelled the life cycle of a drill core sample, from the field to storage and laboratory analysis.</w:t>
+        <w:t xml:space="preserve">- Modelled the life cycle of a drill core sample, from the field to the lab.</w:t>
       </w:r>
     </w:p>
     <w:p>
@@ -543,7 +632,7 @@
       </w:pPr>
       <w:r>
         <w:rPr/>
-        <w:t xml:space="preserve">Languages: Python, JavaScript (Node.js, ES6+), PHP, SQL / PL-pgSQL</w:t>
+        <w:t xml:space="preserve">Languages: Python, JavaScript (Node.js, ES6+), TypeScript, PHP, SQL / PL-pgSQL</w:t>
       </w:r>
     </w:p>
     <w:p>
@@ -561,7 +650,7 @@
       </w:pPr>
       <w:r>
         <w:rPr/>
-        <w:t xml:space="preserve">Frontend: Vue.js, HTML5, CSS3, dependency-free JavaScript</w:t>
+        <w:t xml:space="preserve">Frontend: React 19, TypeScript, TanStack Query, Tailwind CSS, Vue.js, HTML5, CSS3, dependency-free JavaScript</w:t>
       </w:r>
     </w:p>
     <w:p>
@@ -612,6 +701,65 @@
         <w:rPr>
           <w:b/>
         </w:rPr>
+        <w:t xml:space="preserve">InmobiClub Business, multi-tenant real estate MLS (own product in production)</w:t>
+      </w:r>
+    </w:p>
+    <w:p>
+      <w:pPr>
+        <w:spacing w:before="0" w:after="40"/>
+      </w:pPr>
+      <w:r>
+        <w:rPr/>
+        <w:t xml:space="preserve">https://mls.inmobiliaria.club</w:t>
+      </w:r>
+    </w:p>
+    <w:p>
+      <w:pPr>
+        <w:spacing w:before="0" w:after="40"/>
+        <w:ind w:left="284"/>
+      </w:pPr>
+      <w:r>
+        <w:rPr/>
+        <w:t xml:space="preserve">- Property exchange network between real estate agencies: private panel with RBAC, consent-based B2B marketplace and a public layer embeddable in third-party sites.</w:t>
+      </w:r>
+    </w:p>
+    <w:p>
+      <w:pPr>
+        <w:spacing w:before="0" w:after="40"/>
+        <w:ind w:left="284"/>
+      </w:pPr>
+      <w:r>
+        <w:rPr/>
+        <w:t xml:space="preserve">- Backend in Node.js 22, Express 5 and PostgreSQL with Prisma; frontend in React 19 and TypeScript. Figures and detail under experience.</w:t>
+      </w:r>
+    </w:p>
+    <w:p>
+      <w:pPr>
+        <w:spacing w:before="0" w:after="40"/>
+        <w:ind w:left="284"/>
+      </w:pPr>
+      <w:r>
+        <w:rPr/>
+        <w:t xml:space="preserve">- Payments with Stripe and PayU, real time over Socket.io, Redis cache with targeted invalidation and distroless Docker deployment behind Traefik.</w:t>
+      </w:r>
+    </w:p>
+    <w:p>
+      <w:pPr>
+        <w:spacing w:before="0" w:after="40"/>
+      </w:pPr>
+      <w:r>
+        <w:rPr/>
+        <w:t xml:space="preserve">Technologies: Node.js, Express 5, Prisma, PostgreSQL, Redis, React 19, TypeScript, Docker, Traefik</w:t>
+      </w:r>
+    </w:p>
+    <w:p>
+      <w:pPr>
+        <w:spacing w:before="120" w:after="40"/>
+      </w:pPr>
+      <w:r>
+        <w:rPr>
+          <w:b/>
+        </w:rPr>
         <w:t xml:space="preserve">Professional portfolio and analytics backend</w:t>
       </w:r>
     </w:p>
@@ -681,96 +829,6 @@
       <w:r>
         <w:rPr/>
         <w:t xml:space="preserve">Technologies: FastAPI, PostgreSQL, Docker, Traefik, Nginx</w:t>
-      </w:r>
-    </w:p>
-    <w:p>
-      <w:pPr>
-        <w:spacing w:before="120" w:after="40"/>
-      </w:pPr>
-      <w:r>
-        <w:rPr>
-          <w:b/>
-        </w:rPr>
-        <w:t xml:space="preserve">Municipal management system</w:t>
-      </w:r>
-    </w:p>
-    <w:p>
-      <w:pPr>
-        <w:spacing w:before="0" w:after="40"/>
-        <w:ind w:left="284"/>
-      </w:pPr>
-      <w:r>
-        <w:rPr/>
-        <w:t xml:space="preserve">- REST API handling citizen service requests.</w:t>
-      </w:r>
-    </w:p>
-    <w:p>
-      <w:pPr>
-        <w:spacing w:before="0" w:after="40"/>
-        <w:ind w:left="284"/>
-      </w:pPr>
-      <w:r>
-        <w:rPr/>
-        <w:t xml:space="preserve">- Geographic data for the municipality with PostGIS.</w:t>
-      </w:r>
-    </w:p>
-    <w:p>
-      <w:pPr>
-        <w:spacing w:before="0" w:after="40"/>
-        <w:ind w:left="284"/>
-      </w:pPr>
-      <w:r>
-        <w:rPr/>
-        <w:t xml:space="preserve">- Administrative dashboard built with Vue.js.</w:t>
-      </w:r>
-    </w:p>
-    <w:p>
-      <w:pPr>
-        <w:spacing w:before="0" w:after="40"/>
-      </w:pPr>
-      <w:r>
-        <w:rPr/>
-        <w:t xml:space="preserve">Technologies: Django, PostgreSQL, PostGIS, Docker</w:t>
-      </w:r>
-    </w:p>
-    <w:p>
-      <w:pPr>
-        <w:spacing w:before="120" w:after="40"/>
-      </w:pPr>
-      <w:r>
-        <w:rPr>
-          <w:b/>
-        </w:rPr>
-        <w:t xml:space="preserve">Legacy system migration to microservices</w:t>
-      </w:r>
-    </w:p>
-    <w:p>
-      <w:pPr>
-        <w:spacing w:before="0" w:after="40"/>
-        <w:ind w:left="284"/>
-      </w:pPr>
-      <w:r>
-        <w:rPr/>
-        <w:t xml:space="preserve">- Migration from a monolith to a microservice architecture.</w:t>
-      </w:r>
-    </w:p>
-    <w:p>
-      <w:pPr>
-        <w:spacing w:before="0" w:after="40"/>
-        <w:ind w:left="284"/>
-      </w:pPr>
-      <w:r>
-        <w:rPr/>
-        <w:t xml:space="preserve">- Deployment automation through CI/CD.</w:t>
-      </w:r>
-    </w:p>
-    <w:p>
-      <w:pPr>
-        <w:spacing w:before="0" w:after="40"/>
-      </w:pPr>
-      <w:r>
-        <w:rPr/>
-        <w:t xml:space="preserve">Technologies: Laravel, Lumen, PostgreSQL</w:t>
       </w:r>
     </w:p>
     <w:p>
